--- a/010_sampleCreation/syntheticMosaic_README.docx
+++ b/010_sampleCreation/syntheticMosaic_README.docx
@@ -1,6 +1,6 @@
 
 <file path=word/document.xml><?xml version="1.0" encoding="utf-8"?>
-<w:document xmlns:wpc="http://schemas.microsoft.com/office/word/2010/wordprocessingCanvas" xmlns:cx="http://schemas.microsoft.com/office/drawing/2014/chartex" xmlns:cx1="http://schemas.microsoft.com/office/drawing/2015/9/8/chartex" xmlns:cx2="http://schemas.microsoft.com/office/drawing/2015/10/21/chartex" xmlns:cx3="http://schemas.microsoft.com/office/drawing/2016/5/9/chartex" xmlns:cx4="http://schemas.microsoft.com/office/drawing/2016/5/10/chartex" xmlns:cx5="http://schemas.microsoft.com/office/drawing/2016/5/11/chartex" xmlns:cx6="http://schemas.microsoft.com/office/drawing/2016/5/12/chartex" xmlns:cx7="http://schemas.microsoft.com/office/drawing/2016/5/13/chartex" xmlns:cx8="http://schemas.microsoft.com/office/drawing/2016/5/14/chartex" xmlns:mc="http://schemas.openxmlformats.org/markup-compatibility/2006" xmlns:aink="http://schemas.microsoft.com/office/drawing/2016/ink" xmlns:am3d="http://schemas.microsoft.com/office/drawing/2017/model3d" xmlns:o="urn:schemas-microsoft-com:office:office" xmlns:r="http://schemas.openxmlformats.org/officeDocument/2006/relationships" xmlns:m="http://schemas.openxmlformats.org/officeDocument/2006/math" xmlns:v="urn:schemas-microsoft-com:vml" xmlns:wp14="http://schemas.microsoft.com/office/word/2010/wordprocessingDrawing" xmlns:wp="http://schemas.openxmlformats.org/drawingml/2006/wordprocessingDrawing" xmlns:w10="urn:schemas-microsoft-com:office:word" xmlns:w="http://schemas.openxmlformats.org/wordprocessingml/2006/main" xmlns:w14="http://schemas.microsoft.com/office/word/2010/wordml" xmlns:w15="http://schemas.microsoft.com/office/word/2012/wordml" xmlns:w16cid="http://schemas.microsoft.com/office/word/2016/wordml/cid" xmlns:w16se="http://schemas.microsoft.com/office/word/2015/wordml/symex" xmlns:wpg="http://schemas.microsoft.com/office/word/2010/wordprocessingGroup" xmlns:wpi="http://schemas.microsoft.com/office/word/2010/wordprocessingInk" xmlns:wne="http://schemas.microsoft.com/office/word/2006/wordml" xmlns:wps="http://schemas.microsoft.com/office/word/2010/wordprocessingShape" mc:Ignorable="w14 w15 w16se w16cid wp14">
+<w:document xmlns:wpc="http://schemas.microsoft.com/office/word/2010/wordprocessingCanvas" xmlns:cx="http://schemas.microsoft.com/office/drawing/2014/chartex" xmlns:cx1="http://schemas.microsoft.com/office/drawing/2015/9/8/chartex" xmlns:cx2="http://schemas.microsoft.com/office/drawing/2015/10/21/chartex" xmlns:cx3="http://schemas.microsoft.com/office/drawing/2016/5/9/chartex" xmlns:cx4="http://schemas.microsoft.com/office/drawing/2016/5/10/chartex" xmlns:cx5="http://schemas.microsoft.com/office/drawing/2016/5/11/chartex" xmlns:cx6="http://schemas.microsoft.com/office/drawing/2016/5/12/chartex" xmlns:cx7="http://schemas.microsoft.com/office/drawing/2016/5/13/chartex" xmlns:cx8="http://schemas.microsoft.com/office/drawing/2016/5/14/chartex" xmlns:mc="http://schemas.openxmlformats.org/markup-compatibility/2006" xmlns:aink="http://schemas.microsoft.com/office/drawing/2016/ink" xmlns:am3d="http://schemas.microsoft.com/office/drawing/2017/model3d" xmlns:o="urn:schemas-microsoft-com:office:office" xmlns:oel="http://schemas.microsoft.com/office/2019/extlst" xmlns:r="http://schemas.openxmlformats.org/officeDocument/2006/relationships" xmlns:m="http://schemas.openxmlformats.org/officeDocument/2006/math" xmlns:v="urn:schemas-microsoft-com:vml" xmlns:wp14="http://schemas.microsoft.com/office/word/2010/wordprocessingDrawing" xmlns:wp="http://schemas.openxmlformats.org/drawingml/2006/wordprocessingDrawing" xmlns:w10="urn:schemas-microsoft-com:office:word" xmlns:w="http://schemas.openxmlformats.org/wordprocessingml/2006/main" xmlns:w14="http://schemas.microsoft.com/office/word/2010/wordml" xmlns:w15="http://schemas.microsoft.com/office/word/2012/wordml" xmlns:w16cex="http://schemas.microsoft.com/office/word/2018/wordml/cex" xmlns:w16cid="http://schemas.microsoft.com/office/word/2016/wordml/cid" xmlns:w16="http://schemas.microsoft.com/office/word/2018/wordml" xmlns:w16sdtdh="http://schemas.microsoft.com/office/word/2020/wordml/sdtdatahash" xmlns:w16se="http://schemas.microsoft.com/office/word/2015/wordml/symex" xmlns:wpg="http://schemas.microsoft.com/office/word/2010/wordprocessingGroup" xmlns:wpi="http://schemas.microsoft.com/office/word/2010/wordprocessingInk" xmlns:wne="http://schemas.microsoft.com/office/word/2006/wordml" xmlns:wps="http://schemas.microsoft.com/office/word/2010/wordprocessingShape" mc:Ignorable="w14 w15 w16se w16cid w16 w16cex w16sdtdh wp14">
   <w:body>
     <w:p>
       <w:pPr>
@@ -152,7 +152,21 @@
         <w:rPr>
           <w:lang w:val="en-US"/>
         </w:rPr>
-        <w:t xml:space="preserve"> synthetic oligos containing the mutations at known concentrations. The resulting sample should behave like a patient sample with the mosaicisms in question. Variants are a mix of known pathogenic variants (clinvar, literature) and putative pathogenic variants within the FORCE project.</w:t>
+        <w:t xml:space="preserve"> synthetic oligos containing the mutations at known concentrations. The resulting sample should behave like a patient sample with the mosaicisms in question. Variants are a mix of known pathogenic variants (</w:t>
+      </w:r>
+      <w:proofErr w:type="spellStart"/>
+      <w:r>
+        <w:rPr>
+          <w:lang w:val="en-US"/>
+        </w:rPr>
+        <w:t>clinvar</w:t>
+      </w:r>
+      <w:proofErr w:type="spellEnd"/>
+      <w:r>
+        <w:rPr>
+          <w:lang w:val="en-US"/>
+        </w:rPr>
+        <w:t>, literature) and putative pathogenic variants within the FORCE project.</w:t>
       </w:r>
       <w:r>
         <w:rPr>
@@ -182,7 +196,47 @@
         <w:rPr>
           <w:lang w:val="en-US"/>
         </w:rPr>
-        <w:t xml:space="preserve"> with ddPCR assays. These assays are ordered from ThermoFisher (TaqMan assays) or Bio-rad</w:t>
+        <w:t xml:space="preserve"> with </w:t>
+      </w:r>
+      <w:proofErr w:type="spellStart"/>
+      <w:r>
+        <w:rPr>
+          <w:lang w:val="en-US"/>
+        </w:rPr>
+        <w:t>ddPCR</w:t>
+      </w:r>
+      <w:proofErr w:type="spellEnd"/>
+      <w:r>
+        <w:rPr>
+          <w:lang w:val="en-US"/>
+        </w:rPr>
+        <w:t xml:space="preserve"> assays. These assays are ordered from </w:t>
+      </w:r>
+      <w:proofErr w:type="spellStart"/>
+      <w:r>
+        <w:rPr>
+          <w:lang w:val="en-US"/>
+        </w:rPr>
+        <w:t>ThermoFisher</w:t>
+      </w:r>
+      <w:proofErr w:type="spellEnd"/>
+      <w:r>
+        <w:rPr>
+          <w:lang w:val="en-US"/>
+        </w:rPr>
+        <w:t xml:space="preserve"> (TaqMan assays) or Bio-</w:t>
+      </w:r>
+      <w:r>
+        <w:rPr>
+          <w:lang w:val="en-US"/>
+        </w:rPr>
+        <w:t>R</w:t>
+      </w:r>
+      <w:r>
+        <w:rPr>
+          <w:lang w:val="en-US"/>
+        </w:rPr>
+        <w:t>ad</w:t>
       </w:r>
       <w:r>
         <w:rPr>
@@ -306,8 +360,6 @@
         </w:rPr>
         <w:t>mosaic-v01b04_truthVAF.vcf.gz</w:t>
       </w:r>
-      <w:bookmarkStart w:id="0" w:name="_GoBack"/>
-      <w:bookmarkEnd w:id="0"/>
       <w:r>
         <w:rPr>
           <w:b/>
@@ -366,12 +418,14 @@
         </w:rPr>
         <w:t xml:space="preserve">: details of oligos, targeted variant allele frequencies (VAF), spike-in calculations, and </w:t>
       </w:r>
+      <w:proofErr w:type="spellStart"/>
       <w:r>
         <w:rPr>
           <w:lang w:val="en-US"/>
         </w:rPr>
         <w:t>ddPCR</w:t>
       </w:r>
+      <w:proofErr w:type="spellEnd"/>
       <w:r>
         <w:rPr>
           <w:lang w:val="en-US"/>
@@ -641,12 +695,14 @@
         </w:rPr>
         <w:t xml:space="preserve"> </w:t>
       </w:r>
+      <w:proofErr w:type="spellStart"/>
       <w:r>
         <w:rPr>
           <w:lang w:val="en-US"/>
         </w:rPr>
         <w:t>ddPCR</w:t>
       </w:r>
+      <w:proofErr w:type="spellEnd"/>
       <w:r>
         <w:rPr>
           <w:lang w:val="en-US"/>
@@ -799,7 +855,21 @@
         <w:rPr>
           <w:lang w:val="en-US"/>
         </w:rPr>
-        <w:t>: All variants have a specific ddPCR assay (</w:t>
+        <w:t xml:space="preserve">: All variants have a specific </w:t>
+      </w:r>
+      <w:proofErr w:type="spellStart"/>
+      <w:r>
+        <w:rPr>
+          <w:lang w:val="en-US"/>
+        </w:rPr>
+        <w:t>ddPCR</w:t>
+      </w:r>
+      <w:proofErr w:type="spellEnd"/>
+      <w:r>
+        <w:rPr>
+          <w:lang w:val="en-US"/>
+        </w:rPr>
+        <w:t xml:space="preserve"> assay (</w:t>
       </w:r>
       <w:r>
         <w:rPr>
@@ -823,7 +893,21 @@
         <w:rPr>
           <w:lang w:val="en-US"/>
         </w:rPr>
-        <w:t>) and positive control oligo (oligo bearing the mutation), in the form of gBlock from IDT (~500 bp). The oligos have been diluted to working concentrations ~1000 copies/</w:t>
+        <w:t xml:space="preserve">) and positive control oligo (oligo bearing the mutation), in the form of </w:t>
+      </w:r>
+      <w:proofErr w:type="spellStart"/>
+      <w:r>
+        <w:rPr>
+          <w:lang w:val="en-US"/>
+        </w:rPr>
+        <w:t>gBlock</w:t>
+      </w:r>
+      <w:proofErr w:type="spellEnd"/>
+      <w:r>
+        <w:rPr>
+          <w:lang w:val="en-US"/>
+        </w:rPr>
+        <w:t xml:space="preserve"> from IDT (~500 bp). The oligos have been diluted to working concentrations ~1000 copies/</w:t>
       </w:r>
       <w:r>
         <w:rPr>
@@ -835,7 +919,49 @@
         <w:rPr>
           <w:lang w:val="en-US"/>
         </w:rPr>
-        <w:t xml:space="preserve">l and accurate concentration was measured by ddPCR. Concentration of WT gDNA was also measured by ddPCR, using 5 of the variant assays. Using the ddPCR-measured concentrations, </w:t>
+        <w:t xml:space="preserve">l and accurate concentration was measured by </w:t>
+      </w:r>
+      <w:proofErr w:type="spellStart"/>
+      <w:r>
+        <w:rPr>
+          <w:lang w:val="en-US"/>
+        </w:rPr>
+        <w:t>ddPCR</w:t>
+      </w:r>
+      <w:proofErr w:type="spellEnd"/>
+      <w:r>
+        <w:rPr>
+          <w:lang w:val="en-US"/>
+        </w:rPr>
+        <w:t xml:space="preserve">. Concentration of WT gDNA was also measured by </w:t>
+      </w:r>
+      <w:proofErr w:type="spellStart"/>
+      <w:r>
+        <w:rPr>
+          <w:lang w:val="en-US"/>
+        </w:rPr>
+        <w:t>ddPCR</w:t>
+      </w:r>
+      <w:proofErr w:type="spellEnd"/>
+      <w:r>
+        <w:rPr>
+          <w:lang w:val="en-US"/>
+        </w:rPr>
+        <w:t xml:space="preserve">, using 5 of the variant assays. Using the </w:t>
+      </w:r>
+      <w:proofErr w:type="spellStart"/>
+      <w:r>
+        <w:rPr>
+          <w:lang w:val="en-US"/>
+        </w:rPr>
+        <w:t>ddPCR</w:t>
+      </w:r>
+      <w:proofErr w:type="spellEnd"/>
+      <w:r>
+        <w:rPr>
+          <w:lang w:val="en-US"/>
+        </w:rPr>
+        <w:t xml:space="preserve">-measured concentrations, </w:t>
       </w:r>
       <w:r>
         <w:rPr>
@@ -879,7 +1005,21 @@
         <w:rPr>
           <w:lang w:val="en-US"/>
         </w:rPr>
-        <w:t xml:space="preserve">We then verified the VAF of each variant within the synthetic sample by ddPCR. These measurements are spread across 4 experiments, including 2 </w:t>
+        <w:t xml:space="preserve">We then verified the VAF of each variant within the synthetic sample by </w:t>
+      </w:r>
+      <w:proofErr w:type="spellStart"/>
+      <w:r>
+        <w:rPr>
+          <w:lang w:val="en-US"/>
+        </w:rPr>
+        <w:t>ddPCR</w:t>
+      </w:r>
+      <w:proofErr w:type="spellEnd"/>
+      <w:r>
+        <w:rPr>
+          <w:lang w:val="en-US"/>
+        </w:rPr>
+        <w:t xml:space="preserve">. These measurements are spread across 4 experiments, including 2 </w:t>
       </w:r>
       <w:r>
         <w:rPr>
@@ -922,7 +1062,21 @@
         <w:rPr>
           <w:lang w:val="en-US"/>
         </w:rPr>
-        <w:t xml:space="preserve"> is kept at [googleDrive/]proj_force_mosaic/000_doc/050_syntheticSample/020_sampleDocumentation/ddPCR/</w:t>
+        <w:t xml:space="preserve"> is kept at [googleDrive</w:t>
+      </w:r>
+      <w:proofErr w:type="gramStart"/>
+      <w:r>
+        <w:rPr>
+          <w:lang w:val="en-US"/>
+        </w:rPr>
+        <w:t>/]proj</w:t>
+      </w:r>
+      <w:proofErr w:type="gramEnd"/>
+      <w:r>
+        <w:rPr>
+          <w:lang w:val="en-US"/>
+        </w:rPr>
+        <w:t>_force_mosaic/000_doc/050_syntheticSample/020_sampleDocumentation/ddPCR/</w:t>
       </w:r>
     </w:p>
     <w:p>
@@ -988,6 +1142,7 @@
         </w:rPr>
         <w:t>[googleDrive</w:t>
       </w:r>
+      <w:proofErr w:type="gramStart"/>
       <w:r>
         <w:rPr>
           <w:lang w:val="en-US"/>
@@ -1018,6 +1173,7 @@
         </w:rPr>
         <w:t>variants_oligos_synthetic_sample_v1b4.xlsx</w:t>
       </w:r>
+      <w:proofErr w:type="gramEnd"/>
     </w:p>
     <w:p>
       <w:pPr>
@@ -1026,8 +1182,8 @@
         </w:rPr>
       </w:pPr>
     </w:p>
-    <w:bookmarkStart w:id="1" w:name="_MON_1827559801"/>
-    <w:bookmarkEnd w:id="1"/>
+    <w:bookmarkStart w:id="0" w:name="_MON_1827559801"/>
+    <w:bookmarkEnd w:id="0"/>
     <w:p>
       <w:pPr>
         <w:rPr>
@@ -1060,10 +1216,10 @@
             <v:path o:extrusionok="f" gradientshapeok="t" o:connecttype="rect"/>
             <o:lock v:ext="edit" aspectratio="t"/>
           </v:shapetype>
-          <v:shape id="_x0000_i1025" type="#_x0000_t75" alt="" style="width:501.5pt;height:125pt;mso-width-percent:0;mso-height-percent:0;mso-width-percent:0;mso-height-percent:0" o:ole="">
+          <v:shape id="_x0000_i1025" type="#_x0000_t75" alt="" style="width:501.5pt;height:125.2pt;mso-width-percent:0;mso-height-percent:0;mso-width-percent:0;mso-height-percent:0" o:ole="">
             <v:imagedata r:id="rId5" o:title=""/>
           </v:shape>
-          <o:OLEObject Type="Embed" ProgID="Excel.Sheet.12" ShapeID="_x0000_i1025" DrawAspect="Content" ObjectID="_1829884487" r:id="rId6"/>
+          <o:OLEObject Type="Embed" ProgID="Excel.Sheet.12" ShapeID="_x0000_i1025" DrawAspect="Content" ObjectID="_1834051405" r:id="rId6"/>
         </w:object>
       </w:r>
     </w:p>
@@ -1132,7 +1288,49 @@
         <w:rPr>
           <w:lang w:val="en-US"/>
         </w:rPr>
-        <w:t xml:space="preserve">The synthetic sample mosaic_v1b4 has been prepped for amplicon sequencing with a IDT xGen custom range of amplicons. The sequencing was done on the MiSeq i100 (150 bp PE 5M reads) in the project Hughes-AmpliconLibs1-2025-12-10. </w:t>
+        <w:t xml:space="preserve">The synthetic sample mosaic_v1b4 has been prepped for amplicon sequencing with </w:t>
+      </w:r>
+      <w:proofErr w:type="gramStart"/>
+      <w:r>
+        <w:rPr>
+          <w:lang w:val="en-US"/>
+        </w:rPr>
+        <w:t>a</w:t>
+      </w:r>
+      <w:proofErr w:type="gramEnd"/>
+      <w:r>
+        <w:rPr>
+          <w:lang w:val="en-US"/>
+        </w:rPr>
+        <w:t xml:space="preserve"> IDT </w:t>
+      </w:r>
+      <w:proofErr w:type="spellStart"/>
+      <w:r>
+        <w:rPr>
+          <w:lang w:val="en-US"/>
+        </w:rPr>
+        <w:t>xGen</w:t>
+      </w:r>
+      <w:proofErr w:type="spellEnd"/>
+      <w:r>
+        <w:rPr>
+          <w:lang w:val="en-US"/>
+        </w:rPr>
+        <w:t xml:space="preserve"> custom range of amplicons. The sequencing was done on the </w:t>
+      </w:r>
+      <w:proofErr w:type="spellStart"/>
+      <w:r>
+        <w:rPr>
+          <w:lang w:val="en-US"/>
+        </w:rPr>
+        <w:t>MiSeq</w:t>
+      </w:r>
+      <w:proofErr w:type="spellEnd"/>
+      <w:r>
+        <w:rPr>
+          <w:lang w:val="en-US"/>
+        </w:rPr>
+        <w:t xml:space="preserve"> i100 (150 bp PE 5M reads) in the project Hughes-AmpliconLibs1-2025-12-10. </w:t>
       </w:r>
     </w:p>
     <w:p>
@@ -1150,7 +1348,35 @@
         <w:rPr>
           <w:lang w:val="en-US"/>
         </w:rPr>
-        <w:t>The synthetic sample mosaic_v1b4 has also been delivered for exome sequencing, prepped by GDx (Ann Kristin) in December 2025. The goal is to get higher coverage than what is normally done, and compare the analysis of a full depth sample to a downsampled one.</w:t>
+        <w:t xml:space="preserve">The synthetic sample mosaic_v1b4 has also been delivered for exome sequencing, prepped by </w:t>
+      </w:r>
+      <w:proofErr w:type="spellStart"/>
+      <w:r>
+        <w:rPr>
+          <w:lang w:val="en-US"/>
+        </w:rPr>
+        <w:t>GDx</w:t>
+      </w:r>
+      <w:proofErr w:type="spellEnd"/>
+      <w:r>
+        <w:rPr>
+          <w:lang w:val="en-US"/>
+        </w:rPr>
+        <w:t xml:space="preserve"> (Ann Kristin) in December 2025. The goal is to get higher coverage than what is normally done, and compare the analysis of a full depth sample to a </w:t>
+      </w:r>
+      <w:proofErr w:type="spellStart"/>
+      <w:r>
+        <w:rPr>
+          <w:lang w:val="en-US"/>
+        </w:rPr>
+        <w:t>downsampled</w:t>
+      </w:r>
+      <w:proofErr w:type="spellEnd"/>
+      <w:r>
+        <w:rPr>
+          <w:lang w:val="en-US"/>
+        </w:rPr>
+        <w:t xml:space="preserve"> one.</w:t>
       </w:r>
     </w:p>
     <w:sectPr>
@@ -1164,7 +1390,7 @@
 </file>
 
 <file path=word/numbering.xml><?xml version="1.0" encoding="utf-8"?>
-<w:numbering xmlns:wpc="http://schemas.microsoft.com/office/word/2010/wordprocessingCanvas" xmlns:cx="http://schemas.microsoft.com/office/drawing/2014/chartex" xmlns:cx1="http://schemas.microsoft.com/office/drawing/2015/9/8/chartex" xmlns:cx2="http://schemas.microsoft.com/office/drawing/2015/10/21/chartex" xmlns:cx3="http://schemas.microsoft.com/office/drawing/2016/5/9/chartex" xmlns:cx4="http://schemas.microsoft.com/office/drawing/2016/5/10/chartex" xmlns:cx5="http://schemas.microsoft.com/office/drawing/2016/5/11/chartex" xmlns:cx6="http://schemas.microsoft.com/office/drawing/2016/5/12/chartex" xmlns:cx7="http://schemas.microsoft.com/office/drawing/2016/5/13/chartex" xmlns:cx8="http://schemas.microsoft.com/office/drawing/2016/5/14/chartex" xmlns:mc="http://schemas.openxmlformats.org/markup-compatibility/2006" xmlns:aink="http://schemas.microsoft.com/office/drawing/2016/ink" xmlns:am3d="http://schemas.microsoft.com/office/drawing/2017/model3d" xmlns:o="urn:schemas-microsoft-com:office:office" xmlns:r="http://schemas.openxmlformats.org/officeDocument/2006/relationships" xmlns:m="http://schemas.openxmlformats.org/officeDocument/2006/math" xmlns:v="urn:schemas-microsoft-com:vml" xmlns:wp14="http://schemas.microsoft.com/office/word/2010/wordprocessingDrawing" xmlns:wp="http://schemas.openxmlformats.org/drawingml/2006/wordprocessingDrawing" xmlns:w10="urn:schemas-microsoft-com:office:word" xmlns:w="http://schemas.openxmlformats.org/wordprocessingml/2006/main" xmlns:w14="http://schemas.microsoft.com/office/word/2010/wordml" xmlns:w15="http://schemas.microsoft.com/office/word/2012/wordml" xmlns:w16cid="http://schemas.microsoft.com/office/word/2016/wordml/cid" xmlns:w16se="http://schemas.microsoft.com/office/word/2015/wordml/symex" xmlns:wpg="http://schemas.microsoft.com/office/word/2010/wordprocessingGroup" xmlns:wpi="http://schemas.microsoft.com/office/word/2010/wordprocessingInk" xmlns:wne="http://schemas.microsoft.com/office/word/2006/wordml" xmlns:wps="http://schemas.microsoft.com/office/word/2010/wordprocessingShape" mc:Ignorable="w14 w15 w16se w16cid wp14">
+<w:numbering xmlns:wpc="http://schemas.microsoft.com/office/word/2010/wordprocessingCanvas" xmlns:cx="http://schemas.microsoft.com/office/drawing/2014/chartex" xmlns:cx1="http://schemas.microsoft.com/office/drawing/2015/9/8/chartex" xmlns:cx2="http://schemas.microsoft.com/office/drawing/2015/10/21/chartex" xmlns:cx3="http://schemas.microsoft.com/office/drawing/2016/5/9/chartex" xmlns:cx4="http://schemas.microsoft.com/office/drawing/2016/5/10/chartex" xmlns:cx5="http://schemas.microsoft.com/office/drawing/2016/5/11/chartex" xmlns:cx6="http://schemas.microsoft.com/office/drawing/2016/5/12/chartex" xmlns:cx7="http://schemas.microsoft.com/office/drawing/2016/5/13/chartex" xmlns:cx8="http://schemas.microsoft.com/office/drawing/2016/5/14/chartex" xmlns:mc="http://schemas.openxmlformats.org/markup-compatibility/2006" xmlns:aink="http://schemas.microsoft.com/office/drawing/2016/ink" xmlns:am3d="http://schemas.microsoft.com/office/drawing/2017/model3d" xmlns:o="urn:schemas-microsoft-com:office:office" xmlns:oel="http://schemas.microsoft.com/office/2019/extlst" xmlns:r="http://schemas.openxmlformats.org/officeDocument/2006/relationships" xmlns:m="http://schemas.openxmlformats.org/officeDocument/2006/math" xmlns:v="urn:schemas-microsoft-com:vml" xmlns:wp14="http://schemas.microsoft.com/office/word/2010/wordprocessingDrawing" xmlns:wp="http://schemas.openxmlformats.org/drawingml/2006/wordprocessingDrawing" xmlns:w10="urn:schemas-microsoft-com:office:word" xmlns:w="http://schemas.openxmlformats.org/wordprocessingml/2006/main" xmlns:w14="http://schemas.microsoft.com/office/word/2010/wordml" xmlns:w15="http://schemas.microsoft.com/office/word/2012/wordml" xmlns:w16cex="http://schemas.microsoft.com/office/word/2018/wordml/cex" xmlns:w16cid="http://schemas.microsoft.com/office/word/2016/wordml/cid" xmlns:w16="http://schemas.microsoft.com/office/word/2018/wordml" xmlns:w16sdtdh="http://schemas.microsoft.com/office/word/2020/wordml/sdtdatahash" xmlns:w16se="http://schemas.microsoft.com/office/word/2015/wordml/symex" xmlns:wpg="http://schemas.microsoft.com/office/word/2010/wordprocessingGroup" xmlns:wpi="http://schemas.microsoft.com/office/word/2010/wordprocessingInk" xmlns:wne="http://schemas.microsoft.com/office/word/2006/wordml" xmlns:wps="http://schemas.microsoft.com/office/word/2010/wordprocessingShape" mc:Ignorable="w14 w15 w16se w16cid w16 w16cex w16sdtdh wp14">
   <w:abstractNum w:abstractNumId="0" w15:restartNumberingAfterBreak="0">
     <w:nsid w:val="0799362C"/>
     <w:multiLevelType w:val="hybridMultilevel"/>
@@ -1956,32 +2182,32 @@
       </w:rPr>
     </w:lvl>
   </w:abstractNum>
-  <w:num w:numId="1">
+  <w:num w:numId="1" w16cid:durableId="559053515">
     <w:abstractNumId w:val="1"/>
   </w:num>
-  <w:num w:numId="2">
+  <w:num w:numId="2" w16cid:durableId="14187432">
     <w:abstractNumId w:val="2"/>
   </w:num>
-  <w:num w:numId="3">
+  <w:num w:numId="3" w16cid:durableId="185798522">
     <w:abstractNumId w:val="0"/>
   </w:num>
-  <w:num w:numId="4">
+  <w:num w:numId="4" w16cid:durableId="191651446">
     <w:abstractNumId w:val="5"/>
   </w:num>
-  <w:num w:numId="5">
+  <w:num w:numId="5" w16cid:durableId="1714769745">
     <w:abstractNumId w:val="3"/>
   </w:num>
-  <w:num w:numId="6">
+  <w:num w:numId="6" w16cid:durableId="1111241154">
     <w:abstractNumId w:val="6"/>
   </w:num>
-  <w:num w:numId="7">
+  <w:num w:numId="7" w16cid:durableId="2129273116">
     <w:abstractNumId w:val="4"/>
   </w:num>
 </w:numbering>
 </file>
 
 <file path=word/styles.xml><?xml version="1.0" encoding="utf-8"?>
-<w:styles xmlns:mc="http://schemas.openxmlformats.org/markup-compatibility/2006" xmlns:r="http://schemas.openxmlformats.org/officeDocument/2006/relationships" xmlns:w="http://schemas.openxmlformats.org/wordprocessingml/2006/main" xmlns:w14="http://schemas.microsoft.com/office/word/2010/wordml" xmlns:w15="http://schemas.microsoft.com/office/word/2012/wordml" xmlns:w16cid="http://schemas.microsoft.com/office/word/2016/wordml/cid" xmlns:w16se="http://schemas.microsoft.com/office/word/2015/wordml/symex" mc:Ignorable="w14 w15 w16se w16cid">
+<w:styles xmlns:mc="http://schemas.openxmlformats.org/markup-compatibility/2006" xmlns:r="http://schemas.openxmlformats.org/officeDocument/2006/relationships" xmlns:w="http://schemas.openxmlformats.org/wordprocessingml/2006/main" xmlns:w14="http://schemas.microsoft.com/office/word/2010/wordml" xmlns:w15="http://schemas.microsoft.com/office/word/2012/wordml" xmlns:w16cex="http://schemas.microsoft.com/office/word/2018/wordml/cex" xmlns:w16cid="http://schemas.microsoft.com/office/word/2016/wordml/cid" xmlns:w16="http://schemas.microsoft.com/office/word/2018/wordml" xmlns:w16sdtdh="http://schemas.microsoft.com/office/word/2020/wordml/sdtdatahash" xmlns:w16se="http://schemas.microsoft.com/office/word/2015/wordml/symex" mc:Ignorable="w14 w15 w16se w16cid w16 w16cex w16sdtdh">
   <w:docDefaults>
     <w:rPrDefault>
       <w:rPr>
@@ -1993,7 +2219,7 @@
     </w:rPrDefault>
     <w:pPrDefault/>
   </w:docDefaults>
-  <w:latentStyles w:defLockedState="0" w:defUIPriority="99" w:defSemiHidden="0" w:defUnhideWhenUsed="0" w:defQFormat="0" w:count="375">
+  <w:latentStyles w:defLockedState="0" w:defUIPriority="99" w:defSemiHidden="0" w:defUnhideWhenUsed="0" w:defQFormat="0" w:count="376">
     <w:lsdException w:name="Normal" w:uiPriority="0" w:qFormat="1"/>
     <w:lsdException w:name="heading 1" w:uiPriority="9" w:qFormat="1"/>
     <w:lsdException w:name="heading 2" w:semiHidden="1" w:uiPriority="9" w:unhideWhenUsed="1" w:qFormat="1"/>
@@ -2369,6 +2595,7 @@
     <w:lsdException w:name="Smart Hyperlink" w:semiHidden="1" w:unhideWhenUsed="1"/>
     <w:lsdException w:name="Hashtag" w:semiHidden="1" w:unhideWhenUsed="1"/>
     <w:lsdException w:name="Unresolved Mention" w:semiHidden="1" w:unhideWhenUsed="1"/>
+    <w:lsdException w:name="Smart Link" w:semiHidden="1" w:unhideWhenUsed="1"/>
   </w:latentStyles>
   <w:style w:type="paragraph" w:default="1" w:styleId="Normal">
     <w:name w:val="Normal"/>
